--- a/Anil-Polsani-Mainframe/COBOL/Cobol.docx
+++ b/Anil-Polsani-Mainframe/COBOL/Cobol.docx
@@ -21,7 +21,7 @@
           <w:szCs w:val="32"/>
           <w:u w:val="single"/>
         </w:rPr>
-        <w:t>COBOL</w:t>
+        <w:t xml:space="preserve"> </w:t>
       </w:r>
       <w:r>
         <w:rPr>
@@ -32,6 +32,17 @@
           <w:szCs w:val="32"/>
           <w:u w:val="single"/>
         </w:rPr>
+        <w:t>COBOL</w:t>
+      </w:r>
+      <w:r>
+        <w:rPr>
+          <w:rFonts w:cstheme="minorHAnsi"/>
+          <w:b/>
+          <w:bCs/>
+          <w:sz w:val="32"/>
+          <w:szCs w:val="32"/>
+          <w:u w:val="single"/>
+        </w:rPr>
         <w:t xml:space="preserve"> (COMMON BUSINESS ORIENTED LANGUAGE)</w:t>
       </w:r>
     </w:p>
@@ -5190,10 +5201,6 @@
     <w:p>
       <w:pPr>
         <w:pStyle w:val="ListParagraph"/>
-        <w:numPr>
-          <w:ilvl w:val="1"/>
-          <w:numId w:val="1"/>
-        </w:numPr>
         <w:spacing w:after="0"/>
         <w:rPr>
           <w:rFonts w:cstheme="minorHAnsi"/>
@@ -18566,16 +18573,14 @@
         </w:rPr>
         <w:t xml:space="preserve">The statement of logic is coded in a </w:t>
       </w:r>
-      <w:proofErr w:type="gramStart"/>
-      <w:r>
-        <w:rPr>
-          <w:rFonts w:cstheme="minorHAnsi"/>
-          <w:sz w:val="24"/>
-          <w:szCs w:val="24"/>
-        </w:rPr>
-        <w:t>paragraph,</w:t>
-      </w:r>
-      <w:proofErr w:type="gramEnd"/>
+      <w:r>
+        <w:rPr>
+          <w:rFonts w:cstheme="minorHAnsi"/>
+          <w:sz w:val="24"/>
+          <w:szCs w:val="24"/>
+        </w:rPr>
+        <w:t>paragraph;</w:t>
+      </w:r>
       <w:r>
         <w:rPr>
           <w:rFonts w:cstheme="minorHAnsi"/>
